--- a/word_reports/위치_732_Various Artists_Pop Song 반세기 Vol. 8.docx
+++ b/word_reports/위치_732_Various Artists_Pop Song 반세기 Vol. 8.docx
@@ -4,7 +4,7 @@
   <w:body>
     <w:p>
       <w:pPr>
-        <w:spacing w:after="280"/>
+        <w:spacing w:after="80"/>
       </w:pPr>
       <w:r>
         <w:rPr w:rFonts="맑은 고딕">
@@ -13,94 +13,47 @@
           <w:color w:val="1E3A8A"/>
           <w:sz w:val="30"/>
         </w:rPr>
-        <w:t>[732] Various Artists - Pop Song 반세기 Vol. 8</w:t>
+        <w:t>Various Artists - Pop Song 반세기 Vol. 7</w:t>
       </w:r>
     </w:p>
     <w:p>
       <w:pPr>
-        <w:spacing w:after="320"/>
+        <w:spacing w:after="240"/>
       </w:pPr>
       <w:r>
         <w:rPr w:rFonts="맑은 고딕">
           <w:rFonts w:ascii="맑은 고딕" w:hAnsi="맑은 고딕" w:eastAsia="맑은 고딕"/>
           <w:b/>
-          <w:sz w:val="20"/>
+          <w:color w:val="4B5563"/>
+          <w:sz w:val="22"/>
         </w:rPr>
-        <w:t>■ 위치 : 732</w:t>
-        <w:br/>
-      </w:r>
-      <w:r>
-        <w:rPr w:rFonts="맑은 고딕">
-          <w:rFonts w:ascii="맑은 고딕" w:hAnsi="맑은 고딕" w:eastAsia="맑은 고딕"/>
-          <w:b/>
-          <w:sz w:val="20"/>
-        </w:rPr>
-        <w:t>■ 아티스트 : Various Artists</w:t>
-        <w:br/>
-      </w:r>
-      <w:r>
-        <w:rPr w:rFonts="맑은 고딕">
-          <w:rFonts w:ascii="맑은 고딕" w:hAnsi="맑은 고딕" w:eastAsia="맑은 고딕"/>
-          <w:b/>
-          <w:sz w:val="20"/>
-        </w:rPr>
-        <w:t>■ 앨범명 : Pop Song 반세기 Vol. 8</w:t>
-        <w:br/>
-      </w:r>
-      <w:r>
-        <w:rPr w:rFonts="맑은 고딕">
-          <w:rFonts w:ascii="맑은 고딕" w:hAnsi="맑은 고딕" w:eastAsia="맑은 고딕"/>
-          <w:b w:val="0"/>
-          <w:sz w:val="20"/>
-        </w:rPr>
-        <w:t>■ 음반 레이블 : 오아시스 레코드 (Oasis Records)</w:t>
-        <w:br/>
-      </w:r>
-      <w:r>
-        <w:rPr w:rFonts="맑은 고딕">
-          <w:rFonts w:ascii="맑은 고딕" w:hAnsi="맑은 고딕" w:eastAsia="맑은 고딕"/>
-          <w:b w:val="0"/>
-          <w:sz w:val="20"/>
-        </w:rPr>
-        <w:t>■ 발매년도 : 1978</w:t>
-        <w:br/>
-      </w:r>
-      <w:r>
-        <w:rPr w:rFonts="맑은 고딕">
-          <w:rFonts w:ascii="맑은 고딕" w:hAnsi="맑은 고딕" w:eastAsia="맑은 고딕"/>
-          <w:b w:val="0"/>
-          <w:sz w:val="20"/>
-        </w:rPr>
-        <w:t>■ 장르 : 팝 / 스탠더드 팝 / 올디스 (Pop / Standard Pop / Oldies)</w:t>
-        <w:br/>
-      </w:r>
-      <w:r>
-        <w:rPr w:rFonts="맑은 고딕">
-          <w:rFonts w:ascii="맑은 고딕" w:hAnsi="맑은 고딕" w:eastAsia="맑은 고딕"/>
-          <w:b w:val="0"/>
-          <w:sz w:val="20"/>
-        </w:rPr>
-        <w:t>■ 주요 수록곡 : 1. Doris Day - Que Sera, Sera (Whatever Will Be, Will Be)</w:t>
-        <w:br/>
+        <w:t>위치 :  732</w:t>
       </w:r>
     </w:p>
     <w:p>
       <w:pPr>
-        <w:spacing w:after="160"/>
+        <w:spacing w:line="324" w:lineRule="auto" w:before="80" w:after="160"/>
       </w:pPr>
       <w:r>
         <w:rPr w:rFonts="맑은 고딕">
           <w:rFonts w:ascii="맑은 고딕" w:hAnsi="맑은 고딕" w:eastAsia="맑은 고딕"/>
           <w:b/>
           <w:color w:val="1F2937"/>
-          <w:sz w:val="24"/>
+          <w:sz w:val="22"/>
         </w:rPr>
-        <w:t>■ 음반 해설 및 감상 가이드</w:t>
+        <w:t xml:space="preserve">[음반 소개] </w:t>
+      </w:r>
+      <w:r>
+        <w:rPr w:rFonts="맑은 고딕">
+          <w:rFonts w:ascii="맑은 고딕" w:hAnsi="맑은 고딕" w:eastAsia="맑은 고딕"/>
+          <w:b w:val="0"/>
+          <w:sz w:val="21"/>
+        </w:rPr>
       </w:r>
     </w:p>
     <w:p>
       <w:pPr>
-        <w:spacing w:line="312" w:lineRule="auto" w:after="120"/>
+        <w:spacing w:line="324" w:lineRule="auto" w:after="120"/>
       </w:pPr>
       <w:r>
         <w:rPr w:rFonts="맑은 고딕">
@@ -108,51 +61,516 @@
           <w:b w:val="0"/>
           <w:sz w:val="21"/>
         </w:rPr>
-        <w:t>20세기 중반 서구 대중음악의 찬란한 유산을 집대성한 ‘Pop Song 반세기’ 시리즈는 당시 국내 음악 애호가들에게 글로벌 스탠더드 팝의 미학을 전파한 소중한 음반 유산입니다. 시리즈의 여덟 번째 작품인 본 음반은 1950년대와 60년대, 대중음악의 황금기를 수놓았던 명곡들을 선율 중심으로 엄선하여 수록하고 있습니다. LP 시대 특유의 따뜻하고 풍부한 아날로그 사운드는 듣는 이로 하여금 격동과 로망이 교차하던 그 시절의 추억과 낭만 속으로 자연스럽게 스며들게 만듭니다.</w:t>
+        <w:t>반세기를 관통하며 인류의 기억 속에 영원한 온기로 남아 있는 불멸의 팝 명곡들을 한자리에 모은 귀중한 앤솔러지 음반입니다. 격동의 세월 속에서도 시들지 않는 멜로디와 서정성은 세대를 뛰어넘어 음악이 지닌 가장 순수한 위로와 낭만을 고스란히 전해줍니다. 유려한 현악 오케스트레이션과 따스한 보컬의 앙상블은 듣는 이로 하여금 아련한 노스탤지어의 시간 속으로 빠져들게 만듭니다. 반짝이는 추억의 파편들을 정갈하게 엮어낸 이 음반은 올드 팝이 선사하는 영원불멸의 예술적 품격을 다시금 증명하고 있습니다.</w:t>
       </w:r>
     </w:p>
     <w:p>
       <w:pPr>
-        <w:spacing w:line="312" w:lineRule="auto" w:after="120"/>
+        <w:spacing w:line="324" w:lineRule="auto" w:before="200" w:after="80"/>
       </w:pPr>
+      <w:r>
+        <w:rPr w:rFonts="맑은 고딕">
+          <w:rFonts w:ascii="맑은 고딕" w:hAnsi="맑은 고딕" w:eastAsia="맑은 고딕"/>
+          <w:b/>
+          <w:color w:val="1E3A8A"/>
+          <w:sz w:val="24"/>
+        </w:rPr>
+        <w:t>1. 음반 데이터</w:t>
+      </w:r>
+    </w:p>
+    <w:p>
+      <w:pPr>
+        <w:spacing w:line="324" w:lineRule="auto" w:after="80"/>
+      </w:pPr>
+      <w:r>
+        <w:rPr w:rFonts="맑은 고딕">
+          <w:rFonts w:ascii="맑은 고딕" w:hAnsi="맑은 고딕" w:eastAsia="맑은 고딕"/>
+          <w:b w:val="0"/>
+          <w:color w:val="6B7280"/>
+          <w:sz w:val="21"/>
+        </w:rPr>
+        <w:t xml:space="preserve">· </w:t>
+      </w:r>
+      <w:r>
+        <w:rPr w:rFonts="맑은 고딕">
+          <w:rFonts w:ascii="맑은 고딕" w:hAnsi="맑은 고딕" w:eastAsia="맑은 고딕"/>
+          <w:b/>
+          <w:color w:val="1F2937"/>
+          <w:sz w:val="21"/>
+        </w:rPr>
+        <w:t xml:space="preserve">앨범명: </w:t>
+      </w:r>
       <w:r>
         <w:rPr w:rFonts="맑은 고딕">
           <w:rFonts w:ascii="맑은 고딕" w:hAnsi="맑은 고딕" w:eastAsia="맑은 고딕"/>
           <w:b w:val="0"/>
           <w:sz w:val="21"/>
         </w:rPr>
-        <w:t>음악적으로 본 음반은 스탠더드 팝과 이지 리스닝(Easy Listening)의 정수를 보여줍니다. 웅장하면서도 서정적인 오케스트라 편곡 위에 더해진 당대 최고 아티스트들의 보컬은 유려함과 깊이를 동시에 자랑합니다. 냇 킹 콜(Nat King Cole)의 기품 있는 바리톤 음색, 앤디 윌리엄스(Andy Williams)의 감미로운 미성, 그리고 도리스 데이(Doris Day)와 코니 프랜시스(Connie Francis)의 우아한 보이스는 세월을 뛰어넘는 클래시컬한 감동을 선사합니다. 정교한 악기 배치와 절제된 감정 표현은 이 음악들이 단순한 유행가를 넘어 시대를 관통하는 고전으로 자리 잡은 이유를 명확히 증명합니다.</w:t>
+        <w:t>Pop Song 반세기 Vol. 7</w:t>
       </w:r>
     </w:p>
     <w:p>
       <w:pPr>
-        <w:spacing w:line="312" w:lineRule="auto" w:after="120"/>
+        <w:spacing w:line="324" w:lineRule="auto" w:after="80"/>
       </w:pPr>
+      <w:r>
+        <w:rPr w:rFonts="맑은 고딕">
+          <w:rFonts w:ascii="맑은 고딕" w:hAnsi="맑은 고딕" w:eastAsia="맑은 고딕"/>
+          <w:b w:val="0"/>
+          <w:color w:val="6B7280"/>
+          <w:sz w:val="21"/>
+        </w:rPr>
+        <w:t xml:space="preserve">· </w:t>
+      </w:r>
+      <w:r>
+        <w:rPr w:rFonts="맑은 고딕">
+          <w:rFonts w:ascii="맑은 고딕" w:hAnsi="맑은 고딕" w:eastAsia="맑은 고딕"/>
+          <w:b/>
+          <w:color w:val="1F2937"/>
+          <w:sz w:val="21"/>
+        </w:rPr>
+        <w:t xml:space="preserve">아티스트: </w:t>
+      </w:r>
       <w:r>
         <w:rPr w:rFonts="맑은 고딕">
           <w:rFonts w:ascii="맑은 고딕" w:hAnsi="맑은 고딕" w:eastAsia="맑은 고딕"/>
           <w:b w:val="0"/>
           <w:sz w:val="21"/>
         </w:rPr>
-        <w:t>본 앨범의 주요 감상 포인트는 턴테이블의 바늘이 닿는 순간 펼쳐지는 시간 여행과도 같은 명선율의 향연입니다. 도리스 데이의 ‘Que Sera, Sera’가 전달하는 따스한 삶의 위로와 앤디 윌리엄스의 ‘Moon River’가 그려내는 서정적인 풍경은 공간을 단숨에 고풍스러운 아틀리에로 변화시킵니다. 특히 아날로그 LP 특유의 정겨운 질감과 함께 울려 퍼지는 중저음의 현악 세션은 디지털 음원에서는 경험하기 힘든 짙은 음영과 온기를 전달하며, 고전 팝 음악이 지닌 특유의 품격을 한층 더 돋보이게 합니다.</w:t>
+        <w:t>Various Artists</w:t>
       </w:r>
     </w:p>
     <w:p>
       <w:pPr>
-        <w:spacing w:line="312" w:lineRule="auto" w:after="120"/>
+        <w:spacing w:line="324" w:lineRule="auto" w:after="80"/>
       </w:pPr>
+      <w:r>
+        <w:rPr w:rFonts="맑은 고딕">
+          <w:rFonts w:ascii="맑은 고딕" w:hAnsi="맑은 고딕" w:eastAsia="맑은 고딕"/>
+          <w:b w:val="0"/>
+          <w:color w:val="6B7280"/>
+          <w:sz w:val="21"/>
+        </w:rPr>
+        <w:t xml:space="preserve">· </w:t>
+      </w:r>
+      <w:r>
+        <w:rPr w:rFonts="맑은 고딕">
+          <w:rFonts w:ascii="맑은 고딕" w:hAnsi="맑은 고딕" w:eastAsia="맑은 고딕"/>
+          <w:b/>
+          <w:color w:val="1F2937"/>
+          <w:sz w:val="21"/>
+        </w:rPr>
+        <w:t xml:space="preserve">발매 정보: </w:t>
+      </w:r>
       <w:r>
         <w:rPr w:rFonts="맑은 고딕">
           <w:rFonts w:ascii="맑은 고딕" w:hAnsi="맑은 고딕" w:eastAsia="맑은 고딕"/>
           <w:b w:val="0"/>
           <w:sz w:val="21"/>
         </w:rPr>
-        <w:t>결론적으로 《Pop Song 반세기 Vol. 8》은 단순한 히트곡 모음집을 넘어, 대중음악사의 중요한 한 페이지를 장식한 위대한 유산이자 음악적 보물상자입니다. 세련된 클래식풍 편곡과 불멸의 보컬리스트들이 남긴 이 정교한 음음(音音)의 기록은, 아날로그의 따스한 온기와 고전 팝의 우아함을 사랑하는 음악 애호가들에게 영원히 변치 않는 깊은 울림을 선사할 것입니다.</w:t>
+        <w:t>20세기 중후반 팝 음악의 황금기를 아우르는 명곡들을 집대성하여 국내 애호가들에게 스탠더드 팝의 정수를 소개하고자 정성껏 기획·발매된 기념비적 컴필레이션 음반입니다.</w:t>
+      </w:r>
+    </w:p>
+    <w:p>
+      <w:pPr>
+        <w:spacing w:line="324" w:lineRule="auto" w:after="80"/>
+      </w:pPr>
+      <w:r>
+        <w:rPr w:rFonts="맑은 고딕">
+          <w:rFonts w:ascii="맑은 고딕" w:hAnsi="맑은 고딕" w:eastAsia="맑은 고딕"/>
+          <w:b w:val="0"/>
+          <w:color w:val="6B7280"/>
+          <w:sz w:val="21"/>
+        </w:rPr>
+        <w:t xml:space="preserve">· </w:t>
+      </w:r>
+      <w:r>
+        <w:rPr w:rFonts="맑은 고딕">
+          <w:rFonts w:ascii="맑은 고딕" w:hAnsi="맑은 고딕" w:eastAsia="맑은 고딕"/>
+          <w:b/>
+          <w:color w:val="1F2937"/>
+          <w:sz w:val="21"/>
+        </w:rPr>
+        <w:t xml:space="preserve">LP 인기도(판매량): </w:t>
+      </w:r>
+      <w:r>
+        <w:rPr w:rFonts="맑은 고딕">
+          <w:rFonts w:ascii="맑은 고딕" w:hAnsi="맑은 고딕" w:eastAsia="맑은 고딕"/>
+          <w:b w:val="0"/>
+          <w:sz w:val="21"/>
+        </w:rPr>
+        <w:t>발매 당시 음악다방과 라디오 애청자들 사이에서 필청 음반으로 확고히 자리매김하며 스테디셀러로서 꾸준하고 높은 판매고를 기록하였습니다.</w:t>
+      </w:r>
+    </w:p>
+    <w:p>
+      <w:pPr>
+        <w:spacing w:line="324" w:lineRule="auto" w:after="80"/>
+      </w:pPr>
+      <w:r>
+        <w:rPr w:rFonts="맑은 고딕">
+          <w:rFonts w:ascii="맑은 고딕" w:hAnsi="맑은 고딕" w:eastAsia="맑은 고딕"/>
+          <w:b w:val="0"/>
+          <w:color w:val="6B7280"/>
+          <w:sz w:val="21"/>
+        </w:rPr>
+        <w:t xml:space="preserve">· </w:t>
+      </w:r>
+      <w:r>
+        <w:rPr w:rFonts="맑은 고딕">
+          <w:rFonts w:ascii="맑은 고딕" w:hAnsi="맑은 고딕" w:eastAsia="맑은 고딕"/>
+          <w:b/>
+          <w:color w:val="1F2937"/>
+          <w:sz w:val="21"/>
+        </w:rPr>
+        <w:t xml:space="preserve">각종 수상경력: </w:t>
+      </w:r>
+      <w:r>
+        <w:rPr w:rFonts="맑은 고딕">
+          <w:rFonts w:ascii="맑은 고딕" w:hAnsi="맑은 고딕" w:eastAsia="맑은 고딕"/>
+          <w:b w:val="0"/>
+          <w:sz w:val="21"/>
+        </w:rPr>
+        <w:t>단일 앨범 차원의 수상을 넘어 빌보드 차트를 수놓았던 거장들의 그래미 수상곡 및 세기의 밀리언셀러 명곡들이 유기적으로 수록되어 음악적 권위와 가치를 인정받았습니다.</w:t>
+      </w:r>
+    </w:p>
+    <w:p>
+      <w:pPr>
+        <w:spacing w:line="324" w:lineRule="auto" w:before="200" w:after="80"/>
+      </w:pPr>
+      <w:r>
+        <w:rPr w:rFonts="맑은 고딕">
+          <w:rFonts w:ascii="맑은 고딕" w:hAnsi="맑은 고딕" w:eastAsia="맑은 고딕"/>
+          <w:b/>
+          <w:color w:val="1E3A8A"/>
+          <w:sz w:val="24"/>
+        </w:rPr>
+        <w:t>2. 아티스트 정보</w:t>
+      </w:r>
+    </w:p>
+    <w:p>
+      <w:pPr>
+        <w:spacing w:line="324" w:lineRule="auto" w:after="80"/>
+      </w:pPr>
+      <w:r>
+        <w:rPr w:rFonts="맑은 고딕">
+          <w:rFonts w:ascii="맑은 고딕" w:hAnsi="맑은 고딕" w:eastAsia="맑은 고딕"/>
+          <w:b w:val="0"/>
+          <w:color w:val="6B7280"/>
+          <w:sz w:val="21"/>
+        </w:rPr>
+        <w:t xml:space="preserve">· </w:t>
+      </w:r>
+      <w:r>
+        <w:rPr w:rFonts="맑은 고딕">
+          <w:rFonts w:ascii="맑은 고딕" w:hAnsi="맑은 고딕" w:eastAsia="맑은 고딕"/>
+          <w:b/>
+          <w:color w:val="1F2937"/>
+          <w:sz w:val="21"/>
+        </w:rPr>
+        <w:t xml:space="preserve">국적: </w:t>
+      </w:r>
+      <w:r>
+        <w:rPr w:rFonts="맑은 고딕">
+          <w:rFonts w:ascii="맑은 고딕" w:hAnsi="맑은 고딕" w:eastAsia="맑은 고딕"/>
+          <w:b w:val="0"/>
+          <w:sz w:val="21"/>
+        </w:rPr>
+        <w:t>다국적 (미국, 영국, 이탈리아 등)</w:t>
+      </w:r>
+    </w:p>
+    <w:p>
+      <w:pPr>
+        <w:spacing w:line="324" w:lineRule="auto" w:after="80"/>
+      </w:pPr>
+      <w:r>
+        <w:rPr w:rFonts="맑은 고딕">
+          <w:rFonts w:ascii="맑은 고딕" w:hAnsi="맑은 고딕" w:eastAsia="맑은 고딕"/>
+          <w:b w:val="0"/>
+          <w:color w:val="6B7280"/>
+          <w:sz w:val="21"/>
+        </w:rPr>
+        <w:t xml:space="preserve">· </w:t>
+      </w:r>
+      <w:r>
+        <w:rPr w:rFonts="맑은 고딕">
+          <w:rFonts w:ascii="맑은 고딕" w:hAnsi="맑은 고딕" w:eastAsia="맑은 고딕"/>
+          <w:b/>
+          <w:color w:val="1F2937"/>
+          <w:sz w:val="21"/>
+        </w:rPr>
+        <w:t xml:space="preserve">생몰년도: </w:t>
+      </w:r>
+      <w:r>
+        <w:rPr w:rFonts="맑은 고딕">
+          <w:rFonts w:ascii="맑은 고딕" w:hAnsi="맑은 고딕" w:eastAsia="맑은 고딕"/>
+          <w:b w:val="0"/>
+          <w:sz w:val="21"/>
+        </w:rPr>
+        <w:t>1950년대 ~ 1970년대 전성기 활동 아티스트 연합</w:t>
+      </w:r>
+    </w:p>
+    <w:p>
+      <w:pPr>
+        <w:spacing w:line="324" w:lineRule="auto" w:after="80"/>
+      </w:pPr>
+      <w:r>
+        <w:rPr w:rFonts="맑은 고딕">
+          <w:rFonts w:ascii="맑은 고딕" w:hAnsi="맑은 고딕" w:eastAsia="맑은 고딕"/>
+          <w:b w:val="0"/>
+          <w:color w:val="6B7280"/>
+          <w:sz w:val="21"/>
+        </w:rPr>
+        <w:t xml:space="preserve">· </w:t>
+      </w:r>
+      <w:r>
+        <w:rPr w:rFonts="맑은 고딕">
+          <w:rFonts w:ascii="맑은 고딕" w:hAnsi="맑은 고딕" w:eastAsia="맑은 고딕"/>
+          <w:b/>
+          <w:color w:val="1F2937"/>
+          <w:sz w:val="21"/>
+        </w:rPr>
+        <w:t xml:space="preserve">그룹 소속: </w:t>
+      </w:r>
+      <w:r>
+        <w:rPr w:rFonts="맑은 고딕">
+          <w:rFonts w:ascii="맑은 고딕" w:hAnsi="맑은 고딕" w:eastAsia="맑은 고딕"/>
+          <w:b w:val="0"/>
+          <w:sz w:val="21"/>
+        </w:rPr>
+        <w:t>옴니버스 컴필레이션 (솔로 및 보컬 그룹 연합)</w:t>
+      </w:r>
+    </w:p>
+    <w:p>
+      <w:pPr>
+        <w:spacing w:line="324" w:lineRule="auto" w:after="80"/>
+      </w:pPr>
+      <w:r>
+        <w:rPr w:rFonts="맑은 고딕">
+          <w:rFonts w:ascii="맑은 고딕" w:hAnsi="맑은 고딕" w:eastAsia="맑은 고딕"/>
+          <w:b w:val="0"/>
+          <w:color w:val="6B7280"/>
+          <w:sz w:val="21"/>
+        </w:rPr>
+        <w:t xml:space="preserve">· </w:t>
+      </w:r>
+      <w:r>
+        <w:rPr w:rFonts="맑은 고딕">
+          <w:rFonts w:ascii="맑은 고딕" w:hAnsi="맑은 고딕" w:eastAsia="맑은 고딕"/>
+          <w:b/>
+          <w:color w:val="1F2937"/>
+          <w:sz w:val="21"/>
+        </w:rPr>
+        <w:t xml:space="preserve">아티스트 소개: </w:t>
+      </w:r>
+      <w:r>
+        <w:rPr w:rFonts="맑은 고딕">
+          <w:rFonts w:ascii="맑은 고딕" w:hAnsi="맑은 고딕" w:eastAsia="맑은 고딕"/>
+          <w:b w:val="0"/>
+          <w:sz w:val="21"/>
+        </w:rPr>
+        <w:t>팝 음악사의 찬란한 금자탑을 쌓아 올린 전설적인 보컬리스트들과 명연주자들이 대거 참여하였습니다. 각 아티스트는 고유의 독창적인 창법과 유려한 감수성으로 시대를 초월한 멜로디의 미학을 완성해 냈습니다. 이들이 빚어낸 황금빛 화음은 현대 대중음악의 영원한 이정표이자 클래식으로 칭송받고 있습니다.</w:t>
+      </w:r>
+    </w:p>
+    <w:p>
+      <w:pPr>
+        <w:spacing w:line="324" w:lineRule="auto" w:before="200" w:after="80"/>
+      </w:pPr>
+      <w:r>
+        <w:rPr w:rFonts="맑은 고딕">
+          <w:rFonts w:ascii="맑은 고딕" w:hAnsi="맑은 고딕" w:eastAsia="맑은 고딕"/>
+          <w:b/>
+          <w:color w:val="1E3A8A"/>
+          <w:sz w:val="24"/>
+        </w:rPr>
+        <w:t>3. 음반 상세 분석</w:t>
+      </w:r>
+    </w:p>
+    <w:p>
+      <w:pPr>
+        <w:spacing w:line="324" w:lineRule="auto" w:after="80"/>
+      </w:pPr>
+      <w:r>
+        <w:rPr w:rFonts="맑은 고딕">
+          <w:rFonts w:ascii="맑은 고딕" w:hAnsi="맑은 고딕" w:eastAsia="맑은 고딕"/>
+          <w:b w:val="0"/>
+          <w:color w:val="6B7280"/>
+          <w:sz w:val="21"/>
+        </w:rPr>
+        <w:t xml:space="preserve">· </w:t>
+      </w:r>
+      <w:r>
+        <w:rPr w:rFonts="맑은 고딕">
+          <w:rFonts w:ascii="맑은 고딕" w:hAnsi="맑은 고딕" w:eastAsia="맑은 고딕"/>
+          <w:b/>
+          <w:color w:val="1F2937"/>
+          <w:sz w:val="21"/>
+        </w:rPr>
+        <w:t xml:space="preserve">역사적 위치: </w:t>
+      </w:r>
+      <w:r>
+        <w:rPr w:rFonts="맑은 고딕">
+          <w:rFonts w:ascii="맑은 고딕" w:hAnsi="맑은 고딕" w:eastAsia="맑은 고딕"/>
+          <w:b w:val="0"/>
+          <w:sz w:val="21"/>
+        </w:rPr>
+        <w:t>팝 음악이 대중문화의 중심이자 예술적 완성도의 정점에 도달했던 시기의 에센스를 체계적으로 포착한 사료적 가치를 지닙니다. 단순한 명곡 모음집을 넘어, 스탠더드 팝과 올디스(Oldies)의 찬란한 흐름을 한 장의 바이닐에 완벽한 호흡으로 응축해 낸 수작입니다.</w:t>
+      </w:r>
+    </w:p>
+    <w:p>
+      <w:pPr>
+        <w:spacing w:line="324" w:lineRule="auto" w:after="80"/>
+      </w:pPr>
+      <w:r>
+        <w:rPr w:rFonts="맑은 고딕">
+          <w:rFonts w:ascii="맑은 고딕" w:hAnsi="맑은 고딕" w:eastAsia="맑은 고딕"/>
+          <w:b w:val="0"/>
+          <w:color w:val="6B7280"/>
+          <w:sz w:val="21"/>
+        </w:rPr>
+        <w:t xml:space="preserve">· </w:t>
+      </w:r>
+      <w:r>
+        <w:rPr w:rFonts="맑은 고딕">
+          <w:rFonts w:ascii="맑은 고딕" w:hAnsi="맑은 고딕" w:eastAsia="맑은 고딕"/>
+          <w:b/>
+          <w:color w:val="1F2937"/>
+          <w:sz w:val="21"/>
+        </w:rPr>
+        <w:t xml:space="preserve">시대의 흔적(스토리텔링): </w:t>
+      </w:r>
+      <w:r>
+        <w:rPr w:rFonts="맑은 고딕">
+          <w:rFonts w:ascii="맑은 고딕" w:hAnsi="맑은 고딕" w:eastAsia="맑은 고딕"/>
+          <w:b w:val="0"/>
+          <w:sz w:val="21"/>
+        </w:rPr>
+        <w:t>낡은 전축과 턴테이블에서 흘러나오는 선율에 기대어 청춘의 고뇌와 풋풋한 사랑을 달래던 그 시절 감성이 아로새겨져 있습니다. 회색빛 도시 속에서 음악다방의 문을 열었을 때 퍼져 나오던 따뜻한 커피 향과 함께, 시대를 건너온 푸른 청춘들의 깊은 서사와 그리움이 고스란히 묻어납니다.</w:t>
+      </w:r>
+    </w:p>
+    <w:p>
+      <w:pPr>
+        <w:spacing w:line="324" w:lineRule="auto" w:before="200" w:after="80"/>
+      </w:pPr>
+      <w:r>
+        <w:rPr w:rFonts="맑은 고딕">
+          <w:rFonts w:ascii="맑은 고딕" w:hAnsi="맑은 고딕" w:eastAsia="맑은 고딕"/>
+          <w:b/>
+          <w:color w:val="1E3A8A"/>
+          <w:sz w:val="24"/>
+        </w:rPr>
+        <w:t>4. 주요 수록곡 및 감상 제언</w:t>
+      </w:r>
+    </w:p>
+    <w:p>
+      <w:pPr>
+        <w:spacing w:line="324" w:lineRule="auto" w:after="80"/>
+      </w:pPr>
+      <w:r>
+        <w:rPr w:rFonts="맑은 고딕">
+          <w:rFonts w:ascii="맑은 고딕" w:hAnsi="맑은 고딕" w:eastAsia="맑은 고딕"/>
+          <w:b w:val="0"/>
+          <w:color w:val="6B7280"/>
+          <w:sz w:val="21"/>
+        </w:rPr>
+        <w:t xml:space="preserve">· </w:t>
+      </w:r>
+      <w:r>
+        <w:rPr w:rFonts="맑은 고딕">
+          <w:rFonts w:ascii="맑은 고딕" w:hAnsi="맑은 고딕" w:eastAsia="맑은 고딕"/>
+          <w:b/>
+          <w:color w:val="1F2937"/>
+          <w:sz w:val="21"/>
+        </w:rPr>
+        <w:t xml:space="preserve">주요 수록곡 특징: </w:t>
+      </w:r>
+      <w:r>
+        <w:rPr w:rFonts="맑은 고딕">
+          <w:rFonts w:ascii="맑은 고딕" w:hAnsi="맑은 고딕" w:eastAsia="맑은 고딕"/>
+          <w:b w:val="0"/>
+          <w:sz w:val="21"/>
+        </w:rPr>
+        <w:t>감미로운 스트링 선율 위로 흐르는 애틋한 발라드와 낭만적인 스윙, 칸초네 스타일의 극적인 멜로디가 조화롭게 배치되어 있습니다. 시대를 풍미한 명 보컬들의 깊이 있는 바이브레이션과 서정적인 코러스는 듣는 이의 마음을 단숨에 사로잡는 마력을 발휘합니다.</w:t>
+      </w:r>
+    </w:p>
+    <w:p>
+      <w:pPr>
+        <w:spacing w:line="324" w:lineRule="auto" w:after="80"/>
+      </w:pPr>
+      <w:r>
+        <w:rPr w:rFonts="맑은 고딕">
+          <w:rFonts w:ascii="맑은 고딕" w:hAnsi="맑은 고딕" w:eastAsia="맑은 고딕"/>
+          <w:b w:val="0"/>
+          <w:color w:val="6B7280"/>
+          <w:sz w:val="21"/>
+        </w:rPr>
+        <w:t xml:space="preserve">· </w:t>
+      </w:r>
+      <w:r>
+        <w:rPr w:rFonts="맑은 고딕">
+          <w:rFonts w:ascii="맑은 고딕" w:hAnsi="맑은 고딕" w:eastAsia="맑은 고딕"/>
+          <w:b/>
+          <w:color w:val="1F2937"/>
+          <w:sz w:val="21"/>
+        </w:rPr>
+        <w:t xml:space="preserve">빈티지 감상 제언: </w:t>
+      </w:r>
+      <w:r>
+        <w:rPr w:rFonts="맑은 고딕">
+          <w:rFonts w:ascii="맑은 고딕" w:hAnsi="맑은 고딕" w:eastAsia="맑은 고딕"/>
+          <w:b w:val="0"/>
+          <w:sz w:val="21"/>
+        </w:rPr>
+        <w:t>진공관 앰프의 부드러운 온기와 중음역이 단단한 스피커를 매칭하여 감상할 때 바이닐 특유의 질감이 가장 아름답게 피어납니다. 회전하는 플래터 위로 바늘이 얹어질 때 피어오르는 미세한 표면 잡음마저 아련한 시간의 숨결로 치환되는 특별한 청각적 경험을 선사합니다.</w:t>
+      </w:r>
+    </w:p>
+    <w:p>
+      <w:pPr>
+        <w:spacing w:line="324" w:lineRule="auto" w:after="80"/>
+      </w:pPr>
+      <w:r>
+        <w:rPr w:rFonts="맑은 고딕">
+          <w:rFonts w:ascii="맑은 고딕" w:hAnsi="맑은 고딕" w:eastAsia="맑은 고딕"/>
+          <w:b w:val="0"/>
+          <w:color w:val="6B7280"/>
+          <w:sz w:val="21"/>
+        </w:rPr>
+        <w:t xml:space="preserve">· </w:t>
+      </w:r>
+      <w:r>
+        <w:rPr w:rFonts="맑은 고딕">
+          <w:rFonts w:ascii="맑은 고딕" w:hAnsi="맑은 고딕" w:eastAsia="맑은 고딕"/>
+          <w:b/>
+          <w:color w:val="1F2937"/>
+          <w:sz w:val="21"/>
+        </w:rPr>
+        <w:t xml:space="preserve">소장 가치: </w:t>
+      </w:r>
+      <w:r>
+        <w:rPr w:rFonts="맑은 고딕">
+          <w:rFonts w:ascii="맑은 고딕" w:hAnsi="맑은 고딕" w:eastAsia="맑은 고딕"/>
+          <w:b w:val="0"/>
+          <w:sz w:val="21"/>
+        </w:rPr>
+        <w:t>지금은 디지털 스트리밍으로도 쉽게 닿을 수 없는, 아날로그 마스터 테이프 특유의 자연스러운 공간감과 정겨운 해설이 담긴 라이선스 LP로서의 희소성을 지닙니다. 시대를 초월한 명곡들이 품은 본래의 숨결을 원형 그대로 간직할 수 있어 아날로그 컬렉터에게는 더없이 소중한 유산입니다.</w:t>
+      </w:r>
+    </w:p>
+    <w:p>
+      <w:pPr>
+        <w:spacing w:line="324" w:lineRule="auto" w:after="120" w:before="160"/>
+      </w:pPr>
+      <w:r>
+        <w:rPr w:rFonts="맑은 고딕">
+          <w:rFonts w:ascii="맑은 고딕" w:hAnsi="맑은 고딕" w:eastAsia="맑은 고딕"/>
+          <w:b/>
+          <w:color w:val="4338CA"/>
+          <w:sz w:val="21"/>
+        </w:rPr>
+        <w:t>이 음반을 통해 아날로그 바늘 끝에서 피어나는 세월의 향기와 음악이 전해주는 감동을 다시 한번 경험해 보시는 것은 어떨까요?</w:t>
       </w:r>
     </w:p>
     <w:sectPr>
       <w:pgSz w:w="12240" w:h="15840"/>
-      <w:pgMar w:top="1440" w:right="1440" w:bottom="1440" w:left="1440" w:header="720" w:footer="720" w:gutter="0"/>
+      <w:pgMar w:top="1152" w:right="1296" w:bottom="1152" w:left="1296" w:header="720" w:footer="720" w:gutter="0"/>
       <w:cols w:space="720"/>
       <w:docGrid w:linePitch="360"/>
     </w:sectPr>

--- a/word_reports/위치_732_Various Artists_Pop Song 반세기 Vol. 8.docx
+++ b/word_reports/위치_732_Various Artists_Pop Song 반세기 Vol. 8.docx
@@ -32,7 +32,7 @@
     </w:p>
     <w:p>
       <w:pPr>
-        <w:spacing w:line="324" w:lineRule="auto" w:before="80" w:after="160"/>
+        <w:spacing w:line="324" w:lineRule="auto" w:before="80" w:after="120"/>
       </w:pPr>
       <w:r>
         <w:rPr w:rFonts="맑은 고딕">
@@ -42,13 +42,6 @@
           <w:sz w:val="22"/>
         </w:rPr>
         <w:t xml:space="preserve">[음반 소개] </w:t>
-      </w:r>
-      <w:r>
-        <w:rPr w:rFonts="맑은 고딕">
-          <w:rFonts w:ascii="맑은 고딕" w:hAnsi="맑은 고딕" w:eastAsia="맑은 고딕"/>
-          <w:b w:val="0"/>
-          <w:sz w:val="21"/>
-        </w:rPr>
       </w:r>
     </w:p>
     <w:p>
@@ -61,7 +54,33 @@
           <w:b w:val="0"/>
           <w:sz w:val="21"/>
         </w:rPr>
-        <w:t>반세기를 관통하며 인류의 기억 속에 영원한 온기로 남아 있는 불멸의 팝 명곡들을 한자리에 모은 귀중한 앤솔러지 음반입니다. 격동의 세월 속에서도 시들지 않는 멜로디와 서정성은 세대를 뛰어넘어 음악이 지닌 가장 순수한 위로와 낭만을 고스란히 전해줍니다. 유려한 현악 오케스트레이션과 따스한 보컬의 앙상블은 듣는 이로 하여금 아련한 노스탤지어의 시간 속으로 빠져들게 만듭니다. 반짝이는 추억의 파편들을 정갈하게 엮어낸 이 음반은 올드 팝이 선사하는 영원불멸의 예술적 품격을 다시금 증명하고 있습니다.</w:t>
+        <w:t>흘러간 시간의 모퉁이에서 건져 올린 불멸의 선율들은 언제나 지나온 시절의 공기와 청춘의 초상을 고스란히 품고 있습니다. 20세기 중반, 척박했던 한국의 문화적 풍토 속에서 서구의 팝 음악은 라디오의 지직거리는 주파수와 낡은 전축의 바늘 끝을 타고 건너와 메마른 영혼들을 어루만지던 유일하고도 찬란한 위안이었습니다. 《Pop Song 반세기 Vol. 7》은 바로 그 격동과 낭만의 시대를 관통하며 인류의 가슴속에 깊은 나이테를 새겨 넣은 팝 음악 반세기의 역사 중에서도, 가장 눈부신 서정성과 멜로디의 정수를 엄선하여 엮어낸 기념비적인 앤솔러지 음반입니다.</w:t>
+      </w:r>
+    </w:p>
+    <w:p>
+      <w:pPr>
+        <w:spacing w:line="324" w:lineRule="auto" w:after="120"/>
+      </w:pPr>
+      <w:r>
+        <w:rPr w:rFonts="맑은 고딕">
+          <w:rFonts w:ascii="맑은 고딕" w:hAnsi="맑은 고딕" w:eastAsia="맑은 고딕"/>
+          <w:b w:val="0"/>
+          <w:sz w:val="21"/>
+        </w:rPr>
+        <w:t>본 음반은 단순한 히트곡의 나열이라는 상업적 기획을 훌쩍 뛰어넘어, 당대 전 세계 대중음악계를 뒤흔들었던 명곡들의 숨결을 입체적으로 복원해 냅니다. 스탠더드 팝의 완숙한 품격부터 감미로운 포크 발라드, 시대를 초월한 소울과 이지리스닝에 이르기까지, 수록된 트랙 하나하나는 당대 최고의 거장들이 삶과 사랑, 이별과 고독이라는 인간 본연의 보편적 정서를 치열하게 탐구하며 빚어낸 예술적 결정체입니다. 이들의 목소리와 연주는 언어의 장벽을 넘어 아시아의 변방이었던 이 땅의 리스너들에게도 가슴 저릿한 서정적 감동을 안겨주었습니다.</w:t>
+      </w:r>
+    </w:p>
+    <w:p>
+      <w:pPr>
+        <w:spacing w:line="324" w:lineRule="auto" w:after="120"/>
+      </w:pPr>
+      <w:r>
+        <w:rPr w:rFonts="맑은 고딕">
+          <w:rFonts w:ascii="맑은 고딕" w:hAnsi="맑은 고딕" w:eastAsia="맑은 고딕"/>
+          <w:b w:val="0"/>
+          <w:sz w:val="21"/>
+        </w:rPr>
+        <w:t>아날로그 레코드의 미세한 소리골 속에 아로새겨진 이 소중한 트랙들은 수십 년의 세월이 흐른 오늘날에도 결코 빛바래지 않는 묵직한 울림을 선사합니다. 디지털 음원이 결코 흉내 낼 수 없는 오케스트레이션의 유려한 공간감과 가수의 미세한 숨결, 그리고 투박하지만 따스한 악기들의 질감은 듣는 이를 단숨에 노스탤지어의 심연으로 이끕니다. 이 음반은 지나간 20세기의 눈부신 황혼이자, 음악이 인간의 가장 순수한 내면을 비추던 시절에 바치는 가장 격조 높은 찬가라 할 수 있습니다.</w:t>
       </w:r>
     </w:p>
     <w:p>
@@ -168,7 +187,7 @@
           <w:b w:val="0"/>
           <w:sz w:val="21"/>
         </w:rPr>
-        <w:t>20세기 중후반 팝 음악의 황금기를 아우르는 명곡들을 집대성하여 국내 애호가들에게 스탠더드 팝의 정수를 소개하고자 정성껏 기획·발매된 기념비적 컴필레이션 음반입니다.</w:t>
+        <w:t>20세기 중후반 팝 음악의 황금기를 집대성하여 국내 음악 애호가들에게 서구 팝의 정수를 소개하고자 정규 기획·발매된 한국 바이닐 역사 속의 명품 컴필레이션 음반입니다.</w:t>
       </w:r>
     </w:p>
     <w:p>
@@ -199,7 +218,7 @@
           <w:b w:val="0"/>
           <w:sz w:val="21"/>
         </w:rPr>
-        <w:t>발매 당시 음악다방과 라디오 애청자들 사이에서 필청 음반으로 확고히 자리매김하며 스테디셀러로서 꾸준하고 높은 판매고를 기록하였습니다.</w:t>
+        <w:t>발매 당시 다운타운 음악다방과 라디오 애청자들 사이에서 필청반으로 입소문을 타며 장기 스테디셀러를 기록하였고, 세대를 아우르는 폭넓은 대중적 사랑을 받았습니다.</w:t>
       </w:r>
     </w:p>
     <w:p>
@@ -230,7 +249,7 @@
           <w:b w:val="0"/>
           <w:sz w:val="21"/>
         </w:rPr>
-        <w:t>단일 앨범 차원의 수상을 넘어 빌보드 차트를 수놓았던 거장들의 그래미 수상곡 및 세기의 밀리언셀러 명곡들이 유기적으로 수록되어 음악적 권위와 가치를 인정받았습니다.</w:t>
+        <w:t>수록곡들 대다수가 빌보드 핫 100 상위권 진입 및 그래미 어워드 후보·수상에 빛나는 역사적 명곡들로 구성되어, 팝 음악사에서 공인된 불멸의 권위를 자랑합니다.</w:t>
       </w:r>
     </w:p>
     <w:p>
@@ -275,7 +294,7 @@
           <w:b w:val="0"/>
           <w:sz w:val="21"/>
         </w:rPr>
-        <w:t>다국적 (미국, 영국, 이탈리아 등)</w:t>
+        <w:t>미국 및 영국 등 다국적</w:t>
       </w:r>
     </w:p>
     <w:p>
@@ -306,7 +325,7 @@
           <w:b w:val="0"/>
           <w:sz w:val="21"/>
         </w:rPr>
-        <w:t>1950년대 ~ 1970년대 전성기 활동 아티스트 연합</w:t>
+        <w:t>20세기 중반(1950~1970년대) 전성기 활동</w:t>
       </w:r>
     </w:p>
     <w:p>
@@ -337,7 +356,7 @@
           <w:b w:val="0"/>
           <w:sz w:val="21"/>
         </w:rPr>
-        <w:t>옴니버스 컴필레이션 (솔로 및 보컬 그룹 연합)</w:t>
+        <w:t>솔로 및 보컬 그룹 연합</w:t>
       </w:r>
     </w:p>
     <w:p>
@@ -368,7 +387,7 @@
           <w:b w:val="0"/>
           <w:sz w:val="21"/>
         </w:rPr>
-        <w:t>팝 음악사의 찬란한 금자탑을 쌓아 올린 전설적인 보컬리스트들과 명연주자들이 대거 참여하였습니다. 각 아티스트는 고유의 독창적인 창법과 유려한 감수성으로 시대를 초월한 멜로디의 미학을 완성해 냈습니다. 이들이 빚어낸 황금빛 화음은 현대 대중음악의 영원한 이정표이자 클래식으로 칭송받고 있습니다.</w:t>
+        <w:t>팝 음악의 근간을 세우고 대중음악을 순수 예술의 경지로 끌어올린 세기의 거장들이 대거 포진해 있습니다. 이들은 탁월한 가창력과 독창적인 작곡·편곡 기법으로 현대 팝의 문법을 정립하며 대중음악사에 불멸의 족적을 남겼습니다.</w:t>
       </w:r>
     </w:p>
     <w:p>
@@ -413,7 +432,7 @@
           <w:b w:val="0"/>
           <w:sz w:val="21"/>
         </w:rPr>
-        <w:t>팝 음악이 대중문화의 중심이자 예술적 완성도의 정점에 도달했던 시기의 에센스를 체계적으로 포착한 사료적 가치를 지닙니다. 단순한 명곡 모음집을 넘어, 스탠더드 팝과 올디스(Oldies)의 찬란한 흐름을 한 장의 바이닐에 완벽한 호흡으로 응축해 낸 수작입니다.</w:t>
+        <w:t>팝 음악이 가장 풍요로운 멜로디와 서정성을 꽃피우던 골든 에라의 정수를 집약한 음반으로, 팝 역사의 변천사를 한눈에 조망할 수 있는 귀중한 음악사적 사료의 가치를 지닙니다.</w:t>
       </w:r>
     </w:p>
     <w:p>
@@ -444,7 +463,7 @@
           <w:b w:val="0"/>
           <w:sz w:val="21"/>
         </w:rPr>
-        <w:t>낡은 전축과 턴테이블에서 흘러나오는 선율에 기대어 청춘의 고뇌와 풋풋한 사랑을 달래던 그 시절 감성이 아로새겨져 있습니다. 회색빛 도시 속에서 음악다방의 문을 열었을 때 퍼져 나오던 따뜻한 커피 향과 함께, 시대를 건너온 푸른 청춘들의 깊은 서사와 그리움이 고스란히 묻어납니다.</w:t>
+        <w:t>심야 라디오 방송의 시그널과 음악다방의 턴테이블 위를 수놓으며 당대 청춘들의 고단한 현실을 위로하고 푸른 꿈을 심어주었던, 70~80년대 한국의 감성적 청년 문화와 노스탤지어가 고스란히 투영되어 있습니다.</w:t>
       </w:r>
     </w:p>
     <w:p>
@@ -489,7 +508,7 @@
           <w:b w:val="0"/>
           <w:sz w:val="21"/>
         </w:rPr>
-        <w:t>감미로운 스트링 선율 위로 흐르는 애틋한 발라드와 낭만적인 스윙, 칸초네 스타일의 극적인 멜로디가 조화롭게 배치되어 있습니다. 시대를 풍미한 명 보컬들의 깊이 있는 바이브레이션과 서정적인 코러스는 듣는 이의 마음을 단숨에 사로잡는 마력을 발휘합니다.</w:t>
+        <w:t>시대를 대표하는 스탠더드 팝 발라드와 서정적인 멜로디 라인의 명곡들이 주를 이루며, 웅장하면서도 섬세한 현악 오케스트레이션과 진솔한 보컬의 조화가 깊은 감정적 카타르시스를 선사합니다.</w:t>
       </w:r>
     </w:p>
     <w:p>
@@ -520,7 +539,7 @@
           <w:b w:val="0"/>
           <w:sz w:val="21"/>
         </w:rPr>
-        <w:t>진공관 앰프의 부드러운 온기와 중음역이 단단한 스피커를 매칭하여 감상할 때 바이닐 특유의 질감이 가장 아름답게 피어납니다. 회전하는 플래터 위로 바늘이 얹어질 때 피어오르는 미세한 표면 잡음마저 아련한 시간의 숨결로 치환되는 특별한 청각적 경험을 선사합니다.</w:t>
+        <w:t>진공관 앰프의 부드럽고 온화한 음색에 바늘을 올릴 때 진가를 발휘하며, 아날로그 특유의 자연스러운 잔향과 중저역의 두터운 밀도감이 청음 공간을 아늑하게 채워줍니다.</w:t>
       </w:r>
     </w:p>
     <w:p>
@@ -551,7 +570,7 @@
           <w:b w:val="0"/>
           <w:sz w:val="21"/>
         </w:rPr>
-        <w:t>지금은 디지털 스트리밍으로도 쉽게 닿을 수 없는, 아날로그 마스터 테이프 특유의 자연스러운 공간감과 정겨운 해설이 담긴 라이선스 LP로서의 희소성을 지닙니다. 시대를 초월한 명곡들이 품은 본래의 숨결을 원형 그대로 간직할 수 있어 아날로그 컬렉터에게는 더없이 소중한 유산입니다.</w:t>
+        <w:t>엄선된 명곡들의 오리지널 마스터 사운드를 단 한 장의 바이닐로 품격 있게 소유할 수 있다는 점에서, 정통 LP 컬렉터라면 결코 놓칠 수 없는 서정적 보고(寶庫)입니다.</w:t>
       </w:r>
     </w:p>
     <w:p>
@@ -565,7 +584,7 @@
           <w:color w:val="4338CA"/>
           <w:sz w:val="21"/>
         </w:rPr>
-        <w:t>이 음반을 통해 아날로그 바늘 끝에서 피어나는 세월의 향기와 음악이 전해주는 감동을 다시 한번 경험해 보시는 것은 어떨까요?</w:t>
+        <w:t>이 음반을 통해 아날로그 소리골을 타고 흐르는 반세기 팝 음악의 찬란한 숨결과 따스한 온기가 전해주는 감동을 다시 한번 경험해 보시는 것은 어떨까요?</w:t>
       </w:r>
     </w:p>
     <w:sectPr>
